--- a/dossier-conformite-2026/livrables/03_Parcours_stagiaire/REC-11_Reclamations.docx
+++ b/dossier-conformite-2026/livrables/03_Parcours_stagiaire/REC-11_Reclamations.docx
@@ -16,7 +16,7 @@
       <w:r>
         <w:rPr>
           <w:b/>
-          <w:color w:val="C9A94D"/>
+          <w:color w:val="8A6D1F"/>
           <w:sz w:val="28"/>
         </w:rPr>
         <w:t>Qualiopi indicateurs 31 et 32</w:t>
@@ -31,8 +31,15 @@
     </w:p>
     <w:p>
       <w:pPr>
-        <w:pStyle w:val="ListNumber"/>
+        <w:ind w:left="454" w:hanging="454"/>
       </w:pPr>
+      <w:r>
+        <w:rPr>
+          <w:b/>
+          <w:color w:val="1B3A6B"/>
+        </w:rPr>
+        <w:t xml:space="preserve">1.  </w:t>
+      </w:r>
       <w:r>
         <w:rPr>
           <w:b w:val="0"/>
@@ -42,8 +49,15 @@
     </w:p>
     <w:p>
       <w:pPr>
-        <w:pStyle w:val="ListNumber"/>
+        <w:ind w:left="454" w:hanging="454"/>
       </w:pPr>
+      <w:r>
+        <w:rPr>
+          <w:b/>
+          <w:color w:val="1B3A6B"/>
+        </w:rPr>
+        <w:t xml:space="preserve">2.  </w:t>
+      </w:r>
       <w:r>
         <w:rPr>
           <w:b w:val="0"/>
@@ -53,8 +67,15 @@
     </w:p>
     <w:p>
       <w:pPr>
-        <w:pStyle w:val="ListNumber"/>
+        <w:ind w:left="454" w:hanging="454"/>
       </w:pPr>
+      <w:r>
+        <w:rPr>
+          <w:b/>
+          <w:color w:val="1B3A6B"/>
+        </w:rPr>
+        <w:t xml:space="preserve">3.  </w:t>
+      </w:r>
       <w:r>
         <w:rPr>
           <w:b w:val="0"/>
@@ -64,8 +85,15 @@
     </w:p>
     <w:p>
       <w:pPr>
-        <w:pStyle w:val="ListNumber"/>
+        <w:ind w:left="454" w:hanging="454"/>
       </w:pPr>
+      <w:r>
+        <w:rPr>
+          <w:b/>
+          <w:color w:val="1B3A6B"/>
+        </w:rPr>
+        <w:t xml:space="preserve">4.  </w:t>
+      </w:r>
       <w:r>
         <w:rPr>
           <w:b w:val="0"/>
@@ -75,8 +103,15 @@
     </w:p>
     <w:p>
       <w:pPr>
-        <w:pStyle w:val="ListNumber"/>
+        <w:ind w:left="454" w:hanging="454"/>
       </w:pPr>
+      <w:r>
+        <w:rPr>
+          <w:b/>
+          <w:color w:val="1B3A6B"/>
+        </w:rPr>
+        <w:t xml:space="preserve">5.  </w:t>
+      </w:r>
       <w:r>
         <w:rPr>
           <w:b w:val="0"/>
@@ -86,8 +121,15 @@
     </w:p>
     <w:p>
       <w:pPr>
-        <w:pStyle w:val="ListNumber"/>
+        <w:ind w:left="454" w:hanging="454"/>
       </w:pPr>
+      <w:r>
+        <w:rPr>
+          <w:b/>
+          <w:color w:val="1B3A6B"/>
+        </w:rPr>
+        <w:t xml:space="preserve">6.  </w:t>
+      </w:r>
       <w:r>
         <w:rPr>
           <w:b w:val="0"/>
@@ -115,15 +157,19 @@
         <w:gridCol w:w="5953"/>
       </w:tblGrid>
       <w:tr>
+        <w:trPr>
+          <w:cantSplit w:val="true"/>
+        </w:trPr>
         <w:tc>
           <w:tcPr>
             <w:tcW w:type="dxa" w:w="3685"/>
-            <w:shd w:val="clear" w:color="auto" w:fill="F2F2F2"/>
+            <w:shd w:val="clear" w:color="auto" w:fill="E8EEF7"/>
           </w:tcPr>
           <w:p>
             <w:r>
               <w:rPr>
                 <w:b/>
+                <w:color w:val="1B3A6B"/>
                 <w:sz w:val="22"/>
               </w:rPr>
               <w:t>Date</w:t>
@@ -138,15 +184,19 @@
         </w:tc>
       </w:tr>
       <w:tr>
+        <w:trPr>
+          <w:cantSplit w:val="true"/>
+        </w:trPr>
         <w:tc>
           <w:tcPr>
             <w:tcW w:type="dxa" w:w="3685"/>
-            <w:shd w:val="clear" w:color="auto" w:fill="F2F2F2"/>
+            <w:shd w:val="clear" w:color="auto" w:fill="E8EEF7"/>
           </w:tcPr>
           <w:p>
             <w:r>
               <w:rPr>
                 <w:b/>
+                <w:color w:val="1B3A6B"/>
                 <w:sz w:val="22"/>
               </w:rPr>
               <w:t>Nom (facultatif pour une suggestion)</w:t>
@@ -161,15 +211,19 @@
         </w:tc>
       </w:tr>
       <w:tr>
+        <w:trPr>
+          <w:cantSplit w:val="true"/>
+        </w:trPr>
         <w:tc>
           <w:tcPr>
             <w:tcW w:type="dxa" w:w="3685"/>
-            <w:shd w:val="clear" w:color="auto" w:fill="F2F2F2"/>
+            <w:shd w:val="clear" w:color="auto" w:fill="E8EEF7"/>
           </w:tcPr>
           <w:p>
             <w:r>
               <w:rPr>
                 <w:b/>
+                <w:color w:val="1B3A6B"/>
                 <w:sz w:val="22"/>
               </w:rPr>
               <w:t>Qualité (stagiaire, entreprise, financeur…)</w:t>
@@ -184,15 +238,19 @@
         </w:tc>
       </w:tr>
       <w:tr>
+        <w:trPr>
+          <w:cantSplit w:val="true"/>
+        </w:trPr>
         <w:tc>
           <w:tcPr>
             <w:tcW w:type="dxa" w:w="3685"/>
-            <w:shd w:val="clear" w:color="auto" w:fill="F2F2F2"/>
+            <w:shd w:val="clear" w:color="auto" w:fill="E8EEF7"/>
           </w:tcPr>
           <w:p>
             <w:r>
               <w:rPr>
                 <w:b/>
+                <w:color w:val="1B3A6B"/>
                 <w:sz w:val="22"/>
               </w:rPr>
               <w:t>Formation concernée</w:t>
@@ -207,15 +265,19 @@
         </w:tc>
       </w:tr>
       <w:tr>
+        <w:trPr>
+          <w:cantSplit w:val="true"/>
+        </w:trPr>
         <w:tc>
           <w:tcPr>
             <w:tcW w:type="dxa" w:w="3685"/>
-            <w:shd w:val="clear" w:color="auto" w:fill="F2F2F2"/>
+            <w:shd w:val="clear" w:color="auto" w:fill="E8EEF7"/>
           </w:tcPr>
           <w:p>
             <w:r>
               <w:rPr>
                 <w:b/>
+                <w:color w:val="1B3A6B"/>
                 <w:sz w:val="22"/>
               </w:rPr>
               <w:t>Objet de la réclamation</w:t>
@@ -230,15 +292,19 @@
         </w:tc>
       </w:tr>
       <w:tr>
+        <w:trPr>
+          <w:cantSplit w:val="true"/>
+        </w:trPr>
         <w:tc>
           <w:tcPr>
             <w:tcW w:type="dxa" w:w="3685"/>
-            <w:shd w:val="clear" w:color="auto" w:fill="F2F2F2"/>
+            <w:shd w:val="clear" w:color="auto" w:fill="E8EEF7"/>
           </w:tcPr>
           <w:p>
             <w:r>
               <w:rPr>
                 <w:b/>
+                <w:color w:val="1B3A6B"/>
                 <w:sz w:val="22"/>
               </w:rPr>
               <w:t>Solution souhaitée</w:t>
@@ -404,6 +470,9 @@
         </w:tc>
       </w:tr>
       <w:tr>
+        <w:trPr>
+          <w:cantSplit w:val="true"/>
+        </w:trPr>
         <w:tc>
           <w:tcPr>
             <w:tcW w:type="dxa" w:w="567"/>
@@ -462,10 +531,13 @@
         </w:tc>
       </w:tr>
       <w:tr>
+        <w:trPr>
+          <w:cantSplit w:val="true"/>
+        </w:trPr>
         <w:tc>
           <w:tcPr>
             <w:tcW w:type="dxa" w:w="567"/>
-            <w:shd w:val="clear" w:color="auto" w:fill="F2F2F2"/>
+            <w:shd w:val="clear" w:color="auto" w:fill="E8EEF7"/>
           </w:tcPr>
           <w:p>
             <w:r/>
@@ -474,7 +546,7 @@
         <w:tc>
           <w:tcPr>
             <w:tcW w:type="dxa" w:w="1020"/>
-            <w:shd w:val="clear" w:color="auto" w:fill="F2F2F2"/>
+            <w:shd w:val="clear" w:color="auto" w:fill="E8EEF7"/>
           </w:tcPr>
           <w:p>
             <w:r/>
@@ -483,7 +555,7 @@
         <w:tc>
           <w:tcPr>
             <w:tcW w:type="dxa" w:w="1247"/>
-            <w:shd w:val="clear" w:color="auto" w:fill="F2F2F2"/>
+            <w:shd w:val="clear" w:color="auto" w:fill="E8EEF7"/>
           </w:tcPr>
           <w:p>
             <w:r/>
@@ -492,7 +564,7 @@
         <w:tc>
           <w:tcPr>
             <w:tcW w:type="dxa" w:w="1984"/>
-            <w:shd w:val="clear" w:color="auto" w:fill="F2F2F2"/>
+            <w:shd w:val="clear" w:color="auto" w:fill="E8EEF7"/>
           </w:tcPr>
           <w:p>
             <w:r/>
@@ -501,7 +573,7 @@
         <w:tc>
           <w:tcPr>
             <w:tcW w:type="dxa" w:w="1417"/>
-            <w:shd w:val="clear" w:color="auto" w:fill="F2F2F2"/>
+            <w:shd w:val="clear" w:color="auto" w:fill="E8EEF7"/>
           </w:tcPr>
           <w:p>
             <w:r/>
@@ -510,7 +582,7 @@
         <w:tc>
           <w:tcPr>
             <w:tcW w:type="dxa" w:w="2268"/>
-            <w:shd w:val="clear" w:color="auto" w:fill="F2F2F2"/>
+            <w:shd w:val="clear" w:color="auto" w:fill="E8EEF7"/>
           </w:tcPr>
           <w:p>
             <w:r/>
@@ -519,7 +591,7 @@
         <w:tc>
           <w:tcPr>
             <w:tcW w:type="dxa" w:w="1134"/>
-            <w:shd w:val="clear" w:color="auto" w:fill="F2F2F2"/>
+            <w:shd w:val="clear" w:color="auto" w:fill="E8EEF7"/>
           </w:tcPr>
           <w:p>
             <w:r/>
@@ -527,6 +599,9 @@
         </w:tc>
       </w:tr>
       <w:tr>
+        <w:trPr>
+          <w:cantSplit w:val="true"/>
+        </w:trPr>
         <w:tc>
           <w:tcPr>
             <w:tcW w:type="dxa" w:w="567"/>
@@ -585,10 +660,13 @@
         </w:tc>
       </w:tr>
       <w:tr>
+        <w:trPr>
+          <w:cantSplit w:val="true"/>
+        </w:trPr>
         <w:tc>
           <w:tcPr>
             <w:tcW w:type="dxa" w:w="567"/>
-            <w:shd w:val="clear" w:color="auto" w:fill="F2F2F2"/>
+            <w:shd w:val="clear" w:color="auto" w:fill="E8EEF7"/>
           </w:tcPr>
           <w:p>
             <w:r/>
@@ -597,7 +675,7 @@
         <w:tc>
           <w:tcPr>
             <w:tcW w:type="dxa" w:w="1020"/>
-            <w:shd w:val="clear" w:color="auto" w:fill="F2F2F2"/>
+            <w:shd w:val="clear" w:color="auto" w:fill="E8EEF7"/>
           </w:tcPr>
           <w:p>
             <w:r/>
@@ -606,7 +684,7 @@
         <w:tc>
           <w:tcPr>
             <w:tcW w:type="dxa" w:w="1247"/>
-            <w:shd w:val="clear" w:color="auto" w:fill="F2F2F2"/>
+            <w:shd w:val="clear" w:color="auto" w:fill="E8EEF7"/>
           </w:tcPr>
           <w:p>
             <w:r/>
@@ -615,7 +693,7 @@
         <w:tc>
           <w:tcPr>
             <w:tcW w:type="dxa" w:w="1984"/>
-            <w:shd w:val="clear" w:color="auto" w:fill="F2F2F2"/>
+            <w:shd w:val="clear" w:color="auto" w:fill="E8EEF7"/>
           </w:tcPr>
           <w:p>
             <w:r/>
@@ -624,7 +702,7 @@
         <w:tc>
           <w:tcPr>
             <w:tcW w:type="dxa" w:w="1417"/>
-            <w:shd w:val="clear" w:color="auto" w:fill="F2F2F2"/>
+            <w:shd w:val="clear" w:color="auto" w:fill="E8EEF7"/>
           </w:tcPr>
           <w:p>
             <w:r/>
@@ -633,7 +711,7 @@
         <w:tc>
           <w:tcPr>
             <w:tcW w:type="dxa" w:w="2268"/>
-            <w:shd w:val="clear" w:color="auto" w:fill="F2F2F2"/>
+            <w:shd w:val="clear" w:color="auto" w:fill="E8EEF7"/>
           </w:tcPr>
           <w:p>
             <w:r/>
@@ -642,7 +720,7 @@
         <w:tc>
           <w:tcPr>
             <w:tcW w:type="dxa" w:w="1134"/>
-            <w:shd w:val="clear" w:color="auto" w:fill="F2F2F2"/>
+            <w:shd w:val="clear" w:color="auto" w:fill="E8EEF7"/>
           </w:tcPr>
           <w:p>
             <w:r/>
@@ -650,6 +728,9 @@
         </w:tc>
       </w:tr>
       <w:tr>
+        <w:trPr>
+          <w:cantSplit w:val="true"/>
+        </w:trPr>
         <w:tc>
           <w:tcPr>
             <w:tcW w:type="dxa" w:w="567"/>
@@ -708,10 +789,13 @@
         </w:tc>
       </w:tr>
       <w:tr>
+        <w:trPr>
+          <w:cantSplit w:val="true"/>
+        </w:trPr>
         <w:tc>
           <w:tcPr>
             <w:tcW w:type="dxa" w:w="567"/>
-            <w:shd w:val="clear" w:color="auto" w:fill="F2F2F2"/>
+            <w:shd w:val="clear" w:color="auto" w:fill="E8EEF7"/>
           </w:tcPr>
           <w:p>
             <w:r/>
@@ -720,7 +804,7 @@
         <w:tc>
           <w:tcPr>
             <w:tcW w:type="dxa" w:w="1020"/>
-            <w:shd w:val="clear" w:color="auto" w:fill="F2F2F2"/>
+            <w:shd w:val="clear" w:color="auto" w:fill="E8EEF7"/>
           </w:tcPr>
           <w:p>
             <w:r/>
@@ -729,7 +813,7 @@
         <w:tc>
           <w:tcPr>
             <w:tcW w:type="dxa" w:w="1247"/>
-            <w:shd w:val="clear" w:color="auto" w:fill="F2F2F2"/>
+            <w:shd w:val="clear" w:color="auto" w:fill="E8EEF7"/>
           </w:tcPr>
           <w:p>
             <w:r/>
@@ -738,7 +822,7 @@
         <w:tc>
           <w:tcPr>
             <w:tcW w:type="dxa" w:w="1984"/>
-            <w:shd w:val="clear" w:color="auto" w:fill="F2F2F2"/>
+            <w:shd w:val="clear" w:color="auto" w:fill="E8EEF7"/>
           </w:tcPr>
           <w:p>
             <w:r/>
@@ -747,7 +831,7 @@
         <w:tc>
           <w:tcPr>
             <w:tcW w:type="dxa" w:w="1417"/>
-            <w:shd w:val="clear" w:color="auto" w:fill="F2F2F2"/>
+            <w:shd w:val="clear" w:color="auto" w:fill="E8EEF7"/>
           </w:tcPr>
           <w:p>
             <w:r/>
@@ -756,7 +840,7 @@
         <w:tc>
           <w:tcPr>
             <w:tcW w:type="dxa" w:w="2268"/>
-            <w:shd w:val="clear" w:color="auto" w:fill="F2F2F2"/>
+            <w:shd w:val="clear" w:color="auto" w:fill="E8EEF7"/>
           </w:tcPr>
           <w:p>
             <w:r/>
@@ -765,7 +849,7 @@
         <w:tc>
           <w:tcPr>
             <w:tcW w:type="dxa" w:w="1134"/>
-            <w:shd w:val="clear" w:color="auto" w:fill="F2F2F2"/>
+            <w:shd w:val="clear" w:color="auto" w:fill="E8EEF7"/>
           </w:tcPr>
           <w:p>
             <w:r/>
@@ -795,12 +879,14 @@
     </w:pPr>
     <w:r>
       <w:rPr>
+        <w:color w:val="1B3A6B"/>
         <w:sz w:val="18"/>
       </w:rPr>
-      <w:t xml:space="preserve">REC-11  —  YEBA FORMATIONS — SIRET 814 622 262 00032 — Version 2026-10 — Page </w:t>
+      <w:t xml:space="preserve">REC-11   |   YEBA FORMATIONS — SIRET 814 622 262 00032 — Version 2026-10   |   Page </w:t>
     </w:r>
     <w:r>
       <w:rPr>
+        <w:color w:val="1B3A6B"/>
         <w:sz w:val="18"/>
       </w:rPr>
       <w:fldChar w:fldCharType="begin"/>
@@ -820,7 +906,7 @@
     <w:r>
       <w:drawing>
         <wp:inline xmlns:a="http://schemas.openxmlformats.org/drawingml/2006/main" xmlns:pic="http://schemas.openxmlformats.org/drawingml/2006/picture">
-          <wp:extent cx="676510" cy="576000"/>
+          <wp:extent cx="634228" cy="540000"/>
           <wp:docPr id="1" name="Picture 1"/>
           <wp:cNvGraphicFramePr>
             <a:graphicFrameLocks noChangeAspect="1"/>
@@ -841,7 +927,7 @@
                 <pic:spPr>
                   <a:xfrm>
                     <a:off x="0" y="0"/>
-                    <a:ext cx="676510" cy="576000"/>
+                    <a:ext cx="634228" cy="540000"/>
                   </a:xfrm>
                   <a:prstGeom prst="rect"/>
                 </pic:spPr>
@@ -853,10 +939,11 @@
     </w:r>
     <w:r>
       <w:rPr>
+        <w:b/>
         <w:color w:val="1B3A6B"/>
         <w:sz w:val="18"/>
       </w:rPr>
-      <w:t xml:space="preserve">    YEBA FORMATIONS  |  NDA 04973676397  |  Qualiopi 25FOR02027.1</w:t>
+      <w:t xml:space="preserve">     YEBA FORMATIONS   |   NDA 04973676397   |   Qualiopi 25FOR02027.1</w:t>
     </w:r>
   </w:p>
 </w:hdr>
@@ -1343,8 +1430,8 @@
       <w:rFonts w:asciiTheme="majorHAnsi" w:eastAsiaTheme="majorEastAsia" w:hAnsiTheme="majorHAnsi" w:cstheme="majorBidi" w:ascii="Arial" w:hAnsi="Arial"/>
       <w:b/>
       <w:bCs/>
-      <w:color w:val="C9A94D"/>
-      <w:sz w:val="26"/>
+      <w:color w:val="8A6D1F"/>
+      <w:sz w:val="28"/>
     </w:rPr>
   </w:style>
   <w:style w:type="paragraph" w:styleId="Heading4">
@@ -1762,6 +1849,10 @@
       </w:numPr>
       <w:contextualSpacing/>
     </w:pPr>
+    <w:rPr>
+      <w:rFonts w:ascii="Arial" w:hAnsi="Arial"/>
+      <w:sz w:val="24"/>
+    </w:rPr>
   </w:style>
   <w:style w:type="paragraph" w:styleId="ListBullet2">
     <w:name w:val="List Bullet 2"/>
@@ -1801,6 +1892,10 @@
       </w:numPr>
       <w:contextualSpacing/>
     </w:pPr>
+    <w:rPr>
+      <w:rFonts w:ascii="Arial" w:hAnsi="Arial"/>
+      <w:sz w:val="24"/>
+    </w:rPr>
   </w:style>
   <w:style w:type="paragraph" w:styleId="ListNumber2">
     <w:name w:val="List Number 2"/>
